--- a/Modulo 6_2/informe/Informe_Tarea_6_2.docx
+++ b/Modulo 6_2/informe/Informe_Tarea_6_2.docx
@@ -69,7 +69,7 @@
           <w:b w:val="0"/>
           <w:i w:val="0"/>
         </w:rPr>
-        <w:t>German Credit 6.2</w:t>
+        <w:t>German Credit 6_2</w:t>
       </w:r>
     </w:p>
     <w:p>
